--- a/_inbox/PDI/08-arquitetura-documentada/atividade-1/7-apresentacao/pdi-arquitetura-documentada-a1.docx
+++ b/_inbox/PDI/08-arquitetura-documentada/atividade-1/7-apresentacao/pdi-arquitetura-documentada-a1.docx
@@ -24,7 +24,7 @@
           <w:b/>
           <w:sz w:val="46"/>
         </w:rPr>
-        <w:t>Modelo C4 na Pratica Aplicado ao Orquestrador de Automacao V4</w:t>
+        <w:t>Modelo C4 na Prática Aplicado ao Orquestrador de Automação V4</w:t>
       </w:r>
     </w:p>
     <w:p>
@@ -36,7 +36,7 @@
           <w:color w:val="6B7A8A"/>
           <w:sz w:val="24"/>
         </w:rPr>
-        <w:t>Documento Tecnico de PDI</w:t>
+        <w:t>Documento Técnico de PDI</w:t>
       </w:r>
     </w:p>
     <w:p>
@@ -72,7 +72,7 @@
           <w:color w:val="495560"/>
           <w:sz w:val="22"/>
         </w:rPr>
-        <w:t>Area: Automacao &amp; Infraestrutura</w:t>
+        <w:t>Área: Automação &amp; Infraestrutura</w:t>
         <w:br/>
       </w:r>
       <w:r>
@@ -102,12 +102,12 @@
     </w:p>
     <w:p>
       <w:r>
-        <w:t>O Orquestrador de Automacao V4 executa coleta de metricas, disparo de emails e sincronizacao da operacao FV Marketing com n8n (:5678), workers Python (:8000), Supabase Postgres e painel Next.js (:3000), falando com Meta Ads API e Gmail API.</w:t>
+        <w:t>O Orquestrador de Automação V4 executa coleta de métricas, disparo de emails e sincronização da operação FV Marketing com n8n (:5678), workers Python (:8000), Supabase Postgres e painel Next.js (:3000), falando com Meta Ads API e Gmail API.</w:t>
       </w:r>
     </w:p>
     <w:p>
       <w:r>
-        <w:t>Cada pessoa desenhava o sistema de um jeito. Onboarding de 3 dias e incidentes de coleta sem mapa de diagnostico.</w:t>
+        <w:t>Cada pessoa desenhava o sistema de um jeito. Onboarding de 3 dias e incidentes de coleta sem mapa de diagnóstico.</w:t>
       </w:r>
     </w:p>
     <w:p>
@@ -118,7 +118,7 @@
         <w:rPr>
           <w:color w:val="8B1E1E"/>
         </w:rPr>
-        <w:t>2. Diagnostico</w:t>
+        <w:t>2. Diagnóstico</w:t>
       </w:r>
     </w:p>
     <w:tbl>
@@ -182,7 +182,7 @@
           </w:tcPr>
           <w:p>
             <w:r>
-              <w:t>Incidente vira adivinhacao</w:t>
+              <w:t>Incidente vira adivinhação</w:t>
             </w:r>
           </w:p>
         </w:tc>
@@ -192,7 +192,7 @@
           </w:tcPr>
           <w:p>
             <w:r>
-              <w:t>Sem containers com portas e dependencias</w:t>
+              <w:t>Sem containers com portas e dependências</w:t>
             </w:r>
           </w:p>
         </w:tc>
@@ -204,7 +204,7 @@
           </w:tcPr>
           <w:p>
             <w:r>
-              <w:t>Mudanca no n8n quebra coleta</w:t>
+              <w:t>Mudança no n8n quebra coleta</w:t>
             </w:r>
           </w:p>
         </w:tc>
@@ -214,7 +214,7 @@
           </w:tcPr>
           <w:p>
             <w:r>
-              <w:t>Componentes do n8n nao mapeados</w:t>
+              <w:t>Componentes do n8n não mapeados</w:t>
             </w:r>
           </w:p>
         </w:tc>
@@ -228,12 +228,12 @@
         <w:rPr>
           <w:color w:val="8B1E1E"/>
         </w:rPr>
-        <w:t>3. Solucao</w:t>
+        <w:t>3. Solução</w:t>
       </w:r>
     </w:p>
     <w:p>
       <w:r>
-        <w:t>Aplicar os 4 niveis do C4 sobre o sistema real: contexto, containers, componentes do n8n e a funcao executar_com_retry. Structurizr DSL como fonte unica e Mermaid como espelho no repo.</w:t>
+        <w:t>Aplicar os 4 níveis do C4 sobre o sistema real: contexto, containers, componentes do n8n e a função executar_com_retry. Structurizr DSL como fonte única e Mermaid como espelho no repo.</w:t>
       </w:r>
     </w:p>
     <w:p>
@@ -287,7 +287,7 @@
         <w:pStyle w:val="ListNumber"/>
       </w:pPr>
       <w:r>
-        <w:t>Worker grava metricas no Supabase; falha vira fila de erros.</w:t>
+        <w:t>Worker grava métricas no Supabase; falha vira fila de erros.</w:t>
       </w:r>
     </w:p>
     <w:p>
@@ -314,7 +314,7 @@
         <w:pStyle w:val="ListBullet"/>
       </w:pPr>
       <w:r>
-        <w:t>1-standards/01-guia-c4-aplicado.md: guia dos 4 niveis.</w:t>
+        <w:t>1-standards/01-guia-c4-aplicado.md: guia dos 4 níveis.</w:t>
       </w:r>
     </w:p>
     <w:p>
@@ -357,7 +357,7 @@
         <w:rPr>
           <w:color w:val="8B1E1E"/>
         </w:rPr>
-        <w:t>6. Metricas e proximos passos</w:t>
+        <w:t>6. Métricas e próximos passos</w:t>
       </w:r>
     </w:p>
     <w:tbl>
@@ -378,7 +378,7 @@
           </w:tcPr>
           <w:p>
             <w:r>
-              <w:t>Metrica</w:t>
+              <w:t>Métrica</w:t>
             </w:r>
           </w:p>
         </w:tc>
@@ -534,7 +534,7 @@
     </w:tbl>
     <w:p>
       <w:r>
-        <w:t>Proximos passos: publicar Structurizr Lite com link interno, incluir contexto no onboarding, revisar a cada mudanca de container.</w:t>
+        <w:t>Próximos passos: publicar Structurizr Lite com link interno, incluir contexto no onboarding, revisar a cada mudança de container.</w:t>
       </w:r>
     </w:p>
     <w:sectPr>
